--- a/agenda/Agenda_Revised.docx
+++ b/agenda/Agenda_Revised.docx
@@ -40,7 +40,7 @@
           <w:color w:val="5D6772"/>
           <w:sz w:val="26"/>
         </w:rPr>
-        <w:t>From cluster access to a reproducible CPU, GPU, and visualization workflow</w:t>
+        <w:t>From cluster access to one reproducible CPU, GPU, and Jupyter environment</w:t>
       </w:r>
     </w:p>
     <w:tbl>
@@ -68,6 +68,7 @@
       <w:tr>
         <w:trPr>
           <w:tblHeader w:val="true"/>
+          <w:cantSplit w:val="true"/>
         </w:trPr>
         <w:tc>
           <w:tcPr>
@@ -251,7 +252,7 @@
           <w:color w:val="2F3337"/>
           <w:sz w:val="22"/>
         </w:rPr>
-        <w:t>Move participants from “I have access” to “I can choose resources, submit a job, inspect its output, and continue my analysis.” The day uses the official NCShare guides and examples throughout.</w:t>
+        <w:t>Move participants from “I have access” to “I can inspect a reproducible environment, choose resources, submit a job, and continue my analysis.” The day uses official NCShare guides and examples throughout.</w:t>
       </w:r>
     </w:p>
     <w:p>
@@ -304,7 +305,7 @@
           <w:color w:val="2F3337"/>
           <w:sz w:val="21"/>
         </w:rPr>
-        <w:t>Active NCShare account; registered SSH public key; laptop with SSH client; course clone; user-owned Miniforge; GPU access requested in advance. Pairing is available for participants still waiting for access.</w:t>
+        <w:t>Active NCShare account; registered SSH public key; laptop with SSH client; course clone; shared course-SIF path; GPU access requested in advance. Pairing is available for participants still waiting for access.</w:t>
       </w:r>
     </w:p>
     <w:p>
@@ -364,7 +365,24 @@
           <w:color w:val="2F3337"/>
           <w:sz w:val="22"/>
         </w:rPr>
-        <w:t>Load modules, install a user-space library, compile C/MPI code, and manage conda.</w:t>
+        <w:t>Separate Slurm resources, SIF software, bind-mounted data, and host GPU drivers.</w:t>
+      </w:r>
+    </w:p>
+    <w:p>
+      <w:pPr>
+        <w:numPr>
+          <w:ilvl w:val="0"/>
+          <w:numId w:val="10"/>
+        </w:numPr>
+        <w:spacing w:before="0" w:after="80" w:line="300" w:lineRule="auto"/>
+      </w:pPr>
+      <w:r>
+        <w:rPr>
+          <w:rFonts w:ascii="Calibri" w:hAnsi="Calibri"/>
+          <w:color w:val="2F3337"/>
+          <w:sz w:val="22"/>
+        </w:rPr>
+        <w:t>Read an Apptainer definition and identify its build, provenance, and test evidence.</w:t>
       </w:r>
     </w:p>
     <w:p>
@@ -415,7 +433,7 @@
           <w:color w:val="2F3337"/>
           <w:sz w:val="22"/>
         </w:rPr>
-        <w:t>Inspect HDF5, post-process a GRF, and export an accessible scientific figure.</w:t>
+        <w:t>Reuse the SIF to post-process HDF5 and export an accessible scientific figure.</w:t>
       </w:r>
     </w:p>
     <w:p>
@@ -456,6 +474,7 @@
       <w:tr>
         <w:trPr>
           <w:tblHeader w:val="true"/>
+          <w:cantSplit w:val="true"/>
         </w:trPr>
         <w:tc>
           <w:tcPr>
@@ -543,7 +562,9 @@
         </w:tc>
       </w:tr>
       <w:tr>
-        <w:trPr/>
+        <w:trPr>
+          <w:cantSplit w:val="true"/>
+        </w:trPr>
         <w:tc>
           <w:tcPr>
             <w:tcW w:type="dxa" w:w="1680"/>
@@ -627,7 +648,9 @@
         </w:tc>
       </w:tr>
       <w:tr>
-        <w:trPr/>
+        <w:trPr>
+          <w:cantSplit w:val="true"/>
+        </w:trPr>
         <w:tc>
           <w:tcPr>
             <w:tcW w:type="dxa" w:w="1680"/>
@@ -711,7 +734,9 @@
         </w:tc>
       </w:tr>
       <w:tr>
-        <w:trPr/>
+        <w:trPr>
+          <w:cantSplit w:val="true"/>
+        </w:trPr>
         <w:tc>
           <w:tcPr>
             <w:tcW w:type="dxa" w:w="1680"/>
@@ -789,13 +814,15 @@
                 <w:color w:val="2F3337"/>
                 <w:sz w:val="18"/>
               </w:rPr>
-              <w:t>Login/storage/module preflight</w:t>
+              <w:t>Login/storage/container preflight</w:t>
             </w:r>
           </w:p>
         </w:tc>
       </w:tr>
       <w:tr>
-        <w:trPr/>
+        <w:trPr>
+          <w:cantSplit w:val="true"/>
+        </w:trPr>
         <w:tc>
           <w:tcPr>
             <w:tcW w:type="dxa" w:w="1680"/>
@@ -881,7 +908,9 @@
         </w:tc>
       </w:tr>
       <w:tr>
-        <w:trPr/>
+        <w:trPr>
+          <w:cantSplit w:val="true"/>
+        </w:trPr>
         <w:tc>
           <w:tcPr>
             <w:tcW w:type="dxa" w:w="1680"/>
@@ -965,7 +994,9 @@
         </w:tc>
       </w:tr>
       <w:tr>
-        <w:trPr/>
+        <w:trPr>
+          <w:cantSplit w:val="true"/>
+        </w:trPr>
         <w:tc>
           <w:tcPr>
             <w:tcW w:type="dxa" w:w="1680"/>
@@ -1049,7 +1080,9 @@
         </w:tc>
       </w:tr>
       <w:tr>
-        <w:trPr/>
+        <w:trPr>
+          <w:cantSplit w:val="true"/>
+        </w:trPr>
         <w:tc>
           <w:tcPr>
             <w:tcW w:type="dxa" w:w="1680"/>
@@ -1135,7 +1168,9 @@
         </w:tc>
       </w:tr>
       <w:tr>
-        <w:trPr/>
+        <w:trPr>
+          <w:cantSplit w:val="true"/>
+        </w:trPr>
         <w:tc>
           <w:tcPr>
             <w:tcW w:type="dxa" w:w="1680"/>
@@ -1159,7 +1194,7 @@
                 <w:color w:val="1F4D78"/>
                 <w:sz w:val="18"/>
               </w:rPr>
-              <w:t>1:00-2:15</w:t>
+              <w:t>1:00-1:30</w:t>
             </w:r>
           </w:p>
         </w:tc>
@@ -1186,7 +1221,93 @@
                 <w:color w:val="2F3337"/>
                 <w:sz w:val="18"/>
               </w:rPr>
-              <w:t>Session 3A: inoisy+ on CPUs</w:t>
+              <w:t>Session 3A: Apptainer blueprint</w:t>
+            </w:r>
+          </w:p>
+        </w:tc>
+        <w:tc>
+          <w:tcPr>
+            <w:tcW w:type="dxa" w:w="4500"/>
+            <w:vAlign w:val="center"/>
+            <w:tcMar>
+              <w:top w:w="80" w:type="dxa"/>
+              <w:bottom w:w="80" w:type="dxa"/>
+              <w:start w:w="120" w:type="dxa"/>
+              <w:end w:w="120" w:type="dxa"/>
+            </w:tcMar>
+          </w:tcPr>
+          <w:p>
+            <w:pPr>
+              <w:spacing w:before="0" w:after="0" w:line="276" w:lineRule="auto"/>
+            </w:pPr>
+            <w:r/>
+            <w:r>
+              <w:rPr>
+                <w:rFonts w:ascii="Calibri" w:hAnsi="Calibri"/>
+                <w:b w:val="0"/>
+                <w:color w:val="2F3337"/>
+                <w:sz w:val="18"/>
+              </w:rPr>
+              <w:t>Inspected definition and SIF</w:t>
+            </w:r>
+          </w:p>
+        </w:tc>
+      </w:tr>
+      <w:tr>
+        <w:trPr>
+          <w:cantSplit w:val="true"/>
+        </w:trPr>
+        <w:tc>
+          <w:tcPr>
+            <w:tcW w:type="dxa" w:w="1680"/>
+            <w:vAlign w:val="center"/>
+            <w:tcMar>
+              <w:top w:w="80" w:type="dxa"/>
+              <w:bottom w:w="80" w:type="dxa"/>
+              <w:start w:w="120" w:type="dxa"/>
+              <w:end w:w="120" w:type="dxa"/>
+            </w:tcMar>
+          </w:tcPr>
+          <w:p>
+            <w:pPr>
+              <w:spacing w:before="0" w:after="0" w:line="276" w:lineRule="auto"/>
+            </w:pPr>
+            <w:r/>
+            <w:r>
+              <w:rPr>
+                <w:rFonts w:ascii="Calibri" w:hAnsi="Calibri"/>
+                <w:b/>
+                <w:color w:val="1F4D78"/>
+                <w:sz w:val="18"/>
+              </w:rPr>
+              <w:t>1:30-2:15</w:t>
+            </w:r>
+          </w:p>
+        </w:tc>
+        <w:tc>
+          <w:tcPr>
+            <w:tcW w:type="dxa" w:w="3180"/>
+            <w:vAlign w:val="center"/>
+            <w:tcMar>
+              <w:top w:w="80" w:type="dxa"/>
+              <w:bottom w:w="80" w:type="dxa"/>
+              <w:start w:w="120" w:type="dxa"/>
+              <w:end w:w="120" w:type="dxa"/>
+            </w:tcMar>
+          </w:tcPr>
+          <w:p>
+            <w:pPr>
+              <w:spacing w:before="0" w:after="0" w:line="276" w:lineRule="auto"/>
+            </w:pPr>
+            <w:r/>
+            <w:r>
+              <w:rPr>
+                <w:rFonts w:ascii="Calibri" w:hAnsi="Calibri"/>
+                <w:b w:val="0"/>
+                <w:color w:val="2F3337"/>
+                <w:sz w:val="18"/>
+              </w:rPr>
+              <w:t>Session 3B: inoisy+ on CPUs</w:t>
             </w:r>
           </w:p>
         </w:tc>
@@ -1219,7 +1340,9 @@
         </w:tc>
       </w:tr>
       <w:tr>
-        <w:trPr/>
+        <w:trPr>
+          <w:cantSplit w:val="true"/>
+        </w:trPr>
         <w:tc>
           <w:tcPr>
             <w:tcW w:type="dxa" w:w="1680"/>
@@ -1305,7 +1428,9 @@
         </w:tc>
       </w:tr>
       <w:tr>
-        <w:trPr/>
+        <w:trPr>
+          <w:cantSplit w:val="true"/>
+        </w:trPr>
         <w:tc>
           <w:tcPr>
             <w:tcW w:type="dxa" w:w="1680"/>
@@ -1329,7 +1454,7 @@
                 <w:color w:val="1F4D78"/>
                 <w:sz w:val="18"/>
               </w:rPr>
-              <w:t>2:30-3:30</w:t>
+              <w:t>2:30-3:15</w:t>
             </w:r>
           </w:p>
         </w:tc>
@@ -1356,7 +1481,7 @@
                 <w:color w:val="2F3337"/>
                 <w:sz w:val="18"/>
               </w:rPr>
-              <w:t>Session 3B: QuantUI on GPU</w:t>
+              <w:t>Session 3C: QuantUI on GPU</w:t>
             </w:r>
           </w:p>
         </w:tc>
@@ -1389,7 +1514,95 @@
         </w:tc>
       </w:tr>
       <w:tr>
-        <w:trPr/>
+        <w:trPr>
+          <w:cantSplit w:val="true"/>
+        </w:trPr>
+        <w:tc>
+          <w:tcPr>
+            <w:tcW w:type="dxa" w:w="1680"/>
+            <w:vAlign w:val="center"/>
+            <w:tcMar>
+              <w:top w:w="80" w:type="dxa"/>
+              <w:bottom w:w="80" w:type="dxa"/>
+              <w:start w:w="120" w:type="dxa"/>
+              <w:end w:w="120" w:type="dxa"/>
+            </w:tcMar>
+          </w:tcPr>
+          <w:p>
+            <w:pPr>
+              <w:spacing w:before="0" w:after="0" w:line="276" w:lineRule="auto"/>
+            </w:pPr>
+            <w:r/>
+            <w:r>
+              <w:rPr>
+                <w:rFonts w:ascii="Calibri" w:hAnsi="Calibri"/>
+                <w:b/>
+                <w:color w:val="1F4D78"/>
+                <w:sz w:val="18"/>
+              </w:rPr>
+              <w:t>3:15-3:30</w:t>
+            </w:r>
+          </w:p>
+        </w:tc>
+        <w:tc>
+          <w:tcPr>
+            <w:tcW w:type="dxa" w:w="3180"/>
+            <w:vAlign w:val="center"/>
+            <w:tcMar>
+              <w:top w:w="80" w:type="dxa"/>
+              <w:bottom w:w="80" w:type="dxa"/>
+              <w:start w:w="120" w:type="dxa"/>
+              <w:end w:w="120" w:type="dxa"/>
+            </w:tcMar>
+          </w:tcPr>
+          <w:p>
+            <w:pPr>
+              <w:spacing w:before="0" w:after="0" w:line="276" w:lineRule="auto"/>
+            </w:pPr>
+            <w:r/>
+            <w:r>
+              <w:rPr>
+                <w:rFonts w:ascii="Calibri" w:hAnsi="Calibri"/>
+                <w:b w:val="0"/>
+                <w:color w:val="2F3337"/>
+                <w:sz w:val="18"/>
+              </w:rPr>
+              <w:t>CPU/GPU comparison</w:t>
+            </w:r>
+          </w:p>
+        </w:tc>
+        <w:tc>
+          <w:tcPr>
+            <w:tcW w:type="dxa" w:w="4500"/>
+            <w:vAlign w:val="center"/>
+            <w:tcMar>
+              <w:top w:w="80" w:type="dxa"/>
+              <w:bottom w:w="80" w:type="dxa"/>
+              <w:start w:w="120" w:type="dxa"/>
+              <w:end w:w="120" w:type="dxa"/>
+            </w:tcMar>
+          </w:tcPr>
+          <w:p>
+            <w:pPr>
+              <w:spacing w:before="0" w:after="0" w:line="276" w:lineRule="auto"/>
+            </w:pPr>
+            <w:r/>
+            <w:r>
+              <w:rPr>
+                <w:rFonts w:ascii="Calibri" w:hAnsi="Calibri"/>
+                <w:b w:val="0"/>
+                <w:color w:val="2F3337"/>
+                <w:sz w:val="18"/>
+              </w:rPr>
+              <w:t>Resource/environment boundary</w:t>
+            </w:r>
+          </w:p>
+        </w:tc>
+      </w:tr>
+      <w:tr>
+        <w:trPr>
+          <w:cantSplit w:val="true"/>
+        </w:trPr>
         <w:tc>
           <w:tcPr>
             <w:tcW w:type="dxa" w:w="1680"/>
@@ -1473,7 +1686,9 @@
         </w:tc>
       </w:tr>
       <w:tr>
-        <w:trPr/>
+        <w:trPr>
+          <w:cantSplit w:val="true"/>
+        </w:trPr>
         <w:tc>
           <w:tcPr>
             <w:tcW w:type="dxa" w:w="1680"/>
@@ -1603,6 +1818,7 @@
       <w:tr>
         <w:trPr>
           <w:tblHeader w:val="true"/>
+          <w:cantSplit w:val="true"/>
         </w:trPr>
         <w:tc>
           <w:tcPr>
@@ -1690,7 +1906,9 @@
         </w:tc>
       </w:tr>
       <w:tr>
-        <w:trPr/>
+        <w:trPr>
+          <w:cantSplit w:val="true"/>
+        </w:trPr>
         <w:tc>
           <w:tcPr>
             <w:tcW w:type="dxa" w:w="1500"/>
@@ -1774,7 +1992,9 @@
         </w:tc>
       </w:tr>
       <w:tr>
-        <w:trPr/>
+        <w:trPr>
+          <w:cantSplit w:val="true"/>
+        </w:trPr>
         <w:tc>
           <w:tcPr>
             <w:tcW w:type="dxa" w:w="1500"/>
@@ -1858,7 +2078,9 @@
         </w:tc>
       </w:tr>
       <w:tr>
-        <w:trPr/>
+        <w:trPr>
+          <w:cantSplit w:val="true"/>
+        </w:trPr>
         <w:tc>
           <w:tcPr>
             <w:tcW w:type="dxa" w:w="1500"/>
@@ -1942,7 +2164,9 @@
         </w:tc>
       </w:tr>
       <w:tr>
-        <w:trPr/>
+        <w:trPr>
+          <w:cantSplit w:val="true"/>
+        </w:trPr>
         <w:tc>
           <w:tcPr>
             <w:tcW w:type="dxa" w:w="1500"/>
@@ -1993,7 +2217,7 @@
                 <w:color w:val="2F3337"/>
                 <w:sz w:val="18"/>
               </w:rPr>
-              <w:t>Use ten commands and inspect the module system.</w:t>
+              <w:t>Use ten commands and inspect the Apptainer model.</w:t>
             </w:r>
           </w:p>
         </w:tc>
@@ -2020,13 +2244,15 @@
                 <w:color w:val="2F3337"/>
                 <w:sz w:val="18"/>
               </w:rPr>
-              <w:t>Command/module record</w:t>
+              <w:t>Command/container record</w:t>
             </w:r>
           </w:p>
         </w:tc>
       </w:tr>
       <w:tr>
-        <w:trPr/>
+        <w:trPr>
+          <w:cantSplit w:val="true"/>
+        </w:trPr>
         <w:tc>
           <w:tcPr>
             <w:tcW w:type="dxa" w:w="1500"/>
@@ -2112,7 +2338,9 @@
         </w:tc>
       </w:tr>
       <w:tr>
-        <w:trPr/>
+        <w:trPr>
+          <w:cantSplit w:val="true"/>
+        </w:trPr>
         <w:tc>
           <w:tcPr>
             <w:tcW w:type="dxa" w:w="1500"/>
@@ -2196,7 +2424,9 @@
         </w:tc>
       </w:tr>
       <w:tr>
-        <w:trPr/>
+        <w:trPr>
+          <w:cantSplit w:val="true"/>
+        </w:trPr>
         <w:tc>
           <w:tcPr>
             <w:tcW w:type="dxa" w:w="1500"/>
@@ -2247,7 +2477,7 @@
                 <w:color w:val="2F3337"/>
                 <w:sz w:val="18"/>
               </w:rPr>
-              <w:t>Request a compute shell; compare hosts and allocation variables.</w:t>
+              <w:t>Request a compute shell; inspect and execute the course SIF.</w:t>
             </w:r>
           </w:p>
         </w:tc>
@@ -2280,7 +2510,9 @@
         </w:tc>
       </w:tr>
       <w:tr>
-        <w:trPr/>
+        <w:trPr>
+          <w:cantSplit w:val="true"/>
+        </w:trPr>
         <w:tc>
           <w:tcPr>
             <w:tcW w:type="dxa" w:w="1500"/>
@@ -2388,7 +2620,7 @@
           <w:color w:val="2F3337"/>
           <w:sz w:val="21"/>
         </w:rPr>
-        <w:t>HPC admins provide workshop access and teach the NCShare login/compute boundary, storage lifetimes, partitions, and support path.</w:t>
+        <w:t>HPC admins provide workshop access and teach the NCShare login/compute boundary, storage lifetimes, partitions, and how the shared Apptainer image is built, staged, launched, and supported.</w:t>
       </w:r>
     </w:p>
     <w:p>
@@ -2401,7 +2633,7 @@
           <w:color w:val="2F3337"/>
           <w:sz w:val="22"/>
         </w:rPr>
-        <w:t>Provided: command card, annotated cluster workflow, access troubleshooting, and a verified interactive-allocation command.</w:t>
+        <w:t>Provided: command card, annotated Slurm/container/data workflow, access troubleshooting, and a verified interactive-allocation command.</w:t>
       </w:r>
     </w:p>
     <w:p>
@@ -2440,7 +2672,7 @@
           <w:color w:val="2F3337"/>
           <w:sz w:val="22"/>
         </w:rPr>
-        <w:t>Use /hpc/home for scripts, environments, and user software.</w:t>
+        <w:t>Use /hpc/home for scripts, the course clone, and small user configuration.</w:t>
       </w:r>
     </w:p>
     <w:p>
@@ -2458,6 +2690,23 @@
           <w:sz w:val="22"/>
         </w:rPr>
         <w:t>Use /work for active data and move retained results off NCShare.</w:t>
+      </w:r>
+    </w:p>
+    <w:p>
+      <w:pPr>
+        <w:numPr>
+          <w:ilvl w:val="0"/>
+          <w:numId w:val="10"/>
+        </w:numPr>
+        <w:spacing w:before="0" w:after="80" w:line="300" w:lineRule="auto"/>
+      </w:pPr>
+      <w:r>
+        <w:rPr>
+          <w:rFonts w:ascii="Calibri" w:hAnsi="Calibri"/>
+          <w:color w:val="2F3337"/>
+          <w:sz w:val="22"/>
+        </w:rPr>
+        <w:t>Use the HPC-team-staged SIF instead of per-user scientific-software installs.</w:t>
       </w:r>
     </w:p>
     <w:p>
@@ -2500,7 +2749,7 @@
         <w:keepNext/>
       </w:pPr>
       <w:r>
-        <w:t>Session 3 • From source code to CPU and GPU jobs</w:t>
+        <w:t>Session 3 • From definition file to CPU and GPU jobs</w:t>
       </w:r>
     </w:p>
     <w:p>
@@ -2513,7 +2762,7 @@
           <w:color w:val="2F3337"/>
           <w:sz w:val="22"/>
         </w:rPr>
-        <w:t>1:00-3:30 (with a 2:15-2:30 break). This merged block covers clone → environment → install/compile → request → submit → monitor → inspect.</w:t>
+        <w:t>1:00-3:30 (with a 2:15-2:30 break). This merged block covers requirements → definition → build/test/checksum → request → execute → monitor → inspect.</w:t>
       </w:r>
     </w:p>
     <w:p>
@@ -2522,7 +2771,7 @@
         <w:keepNext/>
       </w:pPr>
       <w:r>
-        <w:t>1:00-1:45 • inoisy+ on CPUs</w:t>
+        <w:t>1:00-1:30 • Apptainer blueprint</w:t>
       </w:r>
     </w:p>
     <w:p>
@@ -2539,7 +2788,7 @@
           <w:color w:val="2F3337"/>
           <w:sz w:val="22"/>
         </w:rPr>
-        <w:t>Clone a real scientific C/MPI repository and inspect its README and Makefile.</w:t>
+        <w:t>Map both applications to one commented CUDA/Ubuntu definition file.</w:t>
       </w:r>
     </w:p>
     <w:p>
@@ -2556,7 +2805,7 @@
           <w:color w:val="2F3337"/>
           <w:sz w:val="22"/>
         </w:rPr>
-        <w:t>Load compiler, MPI, parallel HDF5, and GSL modules.</w:t>
+        <w:t>Locate Open MPI, parallel HDF5, GSL, HYPRE(maxdim=4), and unmodified inoisy4d.</w:t>
       </w:r>
     </w:p>
     <w:p>
@@ -2573,7 +2822,7 @@
           <w:color w:val="2F3337"/>
           <w:sz w:val="22"/>
         </w:rPr>
-        <w:t>Install a user-space HYPRE build with four-dimensional SStruct support.</w:t>
+        <w:t>Locate Python 3.11, QuantUI, CUDA wheels, Jupyter, and plotting libraries.</w:t>
       </w:r>
     </w:p>
     <w:p>
@@ -2590,7 +2839,7 @@
           <w:color w:val="2F3337"/>
           <w:sz w:val="22"/>
         </w:rPr>
-        <w:t>Compile unmodified inoisy4d without editing its source or Makefile.</w:t>
+        <w:t>Separate SIF software from Slurm, host drivers, bind mounts, and mutable data.</w:t>
       </w:r>
     </w:p>
     <w:p>
@@ -2607,7 +2856,7 @@
           <w:color w:val="2F3337"/>
           <w:sz w:val="22"/>
         </w:rPr>
-        <w:t>Submit the same 16⁴ global grid with one and four MPI ranks; retain HDF5 output.</w:t>
+        <w:t>Inspect labels, resolved package manifests, tests, and the SIF checksum.</w:t>
       </w:r>
     </w:p>
     <w:p>
@@ -2616,12 +2865,16 @@
         <w:keepNext/>
       </w:pPr>
       <w:r>
-        <w:t>1:45-2:15 • Scheduler and efficiency debrief</w:t>
+        <w:t>1:30-2:15 • Containerized inoisy+ on CPUs</w:t>
       </w:r>
     </w:p>
     <w:p>
       <w:pPr>
-        <w:spacing w:before="0" w:after="120" w:line="300" w:lineRule="auto"/>
+        <w:numPr>
+          <w:ilvl w:val="0"/>
+          <w:numId w:val="10"/>
+        </w:numPr>
+        <w:spacing w:before="0" w:after="80" w:line="300" w:lineRule="auto"/>
       </w:pPr>
       <w:r>
         <w:rPr>
@@ -2629,12 +2882,58 @@
           <w:color w:val="2F3337"/>
           <w:sz w:val="22"/>
         </w:rPr>
-        <w:t>Use squeue, logs, and sacct to compare job states, elapsed time, memory, and exit codes. Treat slower parallel timing for a tiny problem as a lesson in overhead, not a reason to request more resources.</w:t>
+        <w:t>Inspect the application source and build provenance stored in the SIF.</w:t>
       </w:r>
     </w:p>
     <w:p>
+      <w:pPr>
+        <w:numPr>
+          <w:ilvl w:val="0"/>
+          <w:numId w:val="10"/>
+        </w:numPr>
+        <w:spacing w:before="0" w:after="80" w:line="300" w:lineRule="auto"/>
+      </w:pPr>
       <w:r>
-        <w:br w:type="page"/>
+        <w:rPr>
+          <w:rFonts w:ascii="Calibri" w:hAnsi="Calibri"/>
+          <w:color w:val="2F3337"/>
+          <w:sz w:val="22"/>
+        </w:rPr>
+        <w:t>Bind /work, then submit the same 16⁴ grid with one and four MPI ranks.</w:t>
+      </w:r>
+    </w:p>
+    <w:p>
+      <w:pPr>
+        <w:numPr>
+          <w:ilvl w:val="0"/>
+          <w:numId w:val="10"/>
+        </w:numPr>
+        <w:spacing w:before="0" w:after="80" w:line="300" w:lineRule="auto"/>
+      </w:pPr>
+      <w:r>
+        <w:rPr>
+          <w:rFonts w:ascii="Calibri" w:hAnsi="Calibri"/>
+          <w:color w:val="2F3337"/>
+          <w:sz w:val="22"/>
+        </w:rPr>
+        <w:t>Use squeue, logs, and sacct to compare job state, time, memory, and exit code.</w:t>
+      </w:r>
+    </w:p>
+    <w:p>
+      <w:pPr>
+        <w:numPr>
+          <w:ilvl w:val="0"/>
+          <w:numId w:val="10"/>
+        </w:numPr>
+        <w:spacing w:before="0" w:after="80" w:line="300" w:lineRule="auto"/>
+      </w:pPr>
+      <w:r>
+        <w:rPr>
+          <w:rFonts w:ascii="Calibri" w:hAnsi="Calibri"/>
+          <w:color w:val="2F3337"/>
+          <w:sz w:val="22"/>
+        </w:rPr>
+        <w:t>Diagnose Slurm → Apptainer → application before rebuilding or resubmitting.</w:t>
       </w:r>
     </w:p>
     <w:p>
@@ -2660,7 +2959,7 @@
           <w:color w:val="2F3337"/>
           <w:sz w:val="22"/>
         </w:rPr>
-        <w:t>Create a Python 3.11 conda environment on a CPU allocation.</w:t>
+        <w:t>Inspect the SIF's Python 3.11 environment, package manifests, and QuantUI commit.</w:t>
       </w:r>
     </w:p>
     <w:p>
@@ -2677,7 +2976,7 @@
           <w:color w:val="2F3337"/>
           <w:sz w:val="22"/>
         </w:rPr>
-        <w:t>Install QuantUI plus CUDA 12.x GPU wheels and register its Jupyter kernel.</w:t>
+        <w:t>Separate Slurm's H200 allocation from Apptainer's --nv device exposure.</w:t>
       </w:r>
     </w:p>
     <w:p>
@@ -2694,7 +2993,7 @@
           <w:color w:val="2F3337"/>
           <w:sz w:val="22"/>
         </w:rPr>
-        <w:t>Request one H200 GPU, verify the device, and submit a small RHF calculation.</w:t>
+        <w:t>Verify the device/environment and submit a small RHF calculation.</w:t>
       </w:r>
     </w:p>
     <w:p>
@@ -2733,7 +3032,7 @@
           <w:color w:val="2F3337"/>
           <w:sz w:val="22"/>
         </w:rPr>
-        <w:t>Compare the Slurm files, identify work that does not benefit from a GPU, and record one resource change to make before scaling.</w:t>
+        <w:t>Compare the Slurm files, identify what the shared image does and does not control, and record one resource change before scaling.</w:t>
       </w:r>
     </w:p>
     <w:p>
@@ -2760,7 +3059,7 @@
           <w:color w:val="2F3337"/>
           <w:sz w:val="21"/>
         </w:rPr>
-        <w:t>HYPRE/build helpers, one-rank/four-rank/GPU Slurm files, low-resolution settings, expected outputs, and troubleshooting checkpoints.</w:t>
+        <w:t>Commented definition, build/test/CI blueprints, SIF checksum, one-rank/four-rank/GPU Slurm files, low-resolution settings, and troubleshooting.</w:t>
       </w:r>
     </w:p>
     <w:p>
@@ -2782,7 +3081,7 @@
           <w:color w:val="2F3337"/>
           <w:sz w:val="22"/>
         </w:rPr>
-        <w:t>3:30-4:30. In Jupyter, inspect HDF5 lazily, plot distributions and slices, choose honest color/normalization, run the upstream GRF-to-emissivity converter, compare raw and positive fields, and export PNG/PDF figures with provenance.</w:t>
+        <w:t>3:30-4:30. Launch Jupyter from the same SIF; inspect HDF5 lazily; choose honest color/normalization; run the containerized upstream GRF-to-emissivity converter; and export PNG/PDF figures with image, input, and plot provenance.</w:t>
       </w:r>
     </w:p>
     <w:p>
@@ -2805,6 +3104,33 @@
           <w:sz w:val="22"/>
         </w:rPr>
         <w:t>Review the end-to-end workflow, locate NCShare documentation and local support, capture unresolved questions, and show how participants can contribute examples.</w:t>
+      </w:r>
+    </w:p>
+    <w:p>
+      <w:pPr>
+        <w:spacing w:before="120" w:after="160" w:line="288" w:lineRule="auto"/>
+        <w:ind w:left="173" w:right="173"/>
+        <w:shd w:fill="F4F6F9"/>
+        <w:pBdr>
+          <w:left w:val="single" w:sz="18" w:space="6" w:color="2E74B5"/>
+        </w:pBdr>
+      </w:pPr>
+      <w:r>
+        <w:rPr>
+          <w:rFonts w:ascii="Calibri" w:hAnsi="Calibri"/>
+          <w:b/>
+          <w:color w:val="0B2545"/>
+          <w:sz w:val="21"/>
+        </w:rPr>
+        <w:t xml:space="preserve">Bonus: </w:t>
+      </w:r>
+      <w:r>
+        <w:rPr>
+          <w:rFonts w:ascii="Calibri" w:hAnsi="Calibri"/>
+          <w:color w:val="2F3337"/>
+          <w:sz w:val="21"/>
+        </w:rPr>
+        <w:t>Repeat the workflow on a traditional module-based cluster with native compiler/MPI/HDF5/HYPRE and per-user conda, then compare provenance, maintenance, portability, and multi-node integration.</w:t>
       </w:r>
     </w:p>
     <w:sectPr>

--- a/agenda/Agenda_Revised.docx
+++ b/agenda/Agenda_Revised.docx
@@ -46,10 +46,8 @@
     <w:tbl>
       <w:tblPr>
         <w:tblW w:type="dxa" w:w="9360"/>
-        <w:jc w:val="left"/>
         <w:tblLayout w:type="fixed"/>
         <w:tblLook w:firstColumn="1" w:firstRow="1" w:lastColumn="0" w:lastRow="0" w:noHBand="0" w:noVBand="1" w:val="04A0"/>
-        <w:tblInd w:type="dxa" w:w="120"/>
         <w:tblBorders>
           <w:top w:val="single" w:sz="4" w:space="0" w:color="D4DDE7"/>
           <w:left w:val="single" w:sz="4" w:space="0" w:color="D4DDE7"/>
@@ -75,12 +73,6 @@
             <w:tcW w:type="dxa" w:w="2340"/>
             <w:shd w:fill="E8EEF5"/>
             <w:vAlign w:val="center"/>
-            <w:tcMar>
-              <w:top w:w="80" w:type="dxa"/>
-              <w:bottom w:w="80" w:type="dxa"/>
-              <w:start w:w="120" w:type="dxa"/>
-              <w:end w:w="120" w:type="dxa"/>
-            </w:tcMar>
           </w:tcPr>
           <w:p>
             <w:pPr>
@@ -114,12 +106,6 @@
             <w:tcW w:type="dxa" w:w="2340"/>
             <w:shd w:fill="E8EEF5"/>
             <w:vAlign w:val="center"/>
-            <w:tcMar>
-              <w:top w:w="80" w:type="dxa"/>
-              <w:bottom w:w="80" w:type="dxa"/>
-              <w:start w:w="120" w:type="dxa"/>
-              <w:end w:w="120" w:type="dxa"/>
-            </w:tcMar>
           </w:tcPr>
           <w:p>
             <w:pPr>
@@ -153,12 +139,6 @@
             <w:tcW w:type="dxa" w:w="2340"/>
             <w:shd w:fill="E8EEF5"/>
             <w:vAlign w:val="center"/>
-            <w:tcMar>
-              <w:top w:w="80" w:type="dxa"/>
-              <w:bottom w:w="80" w:type="dxa"/>
-              <w:start w:w="120" w:type="dxa"/>
-              <w:end w:w="120" w:type="dxa"/>
-            </w:tcMar>
           </w:tcPr>
           <w:p>
             <w:pPr>
@@ -192,12 +172,6 @@
             <w:tcW w:type="dxa" w:w="2340"/>
             <w:shd w:fill="E8EEF5"/>
             <w:vAlign w:val="center"/>
-            <w:tcMar>
-              <w:top w:w="80" w:type="dxa"/>
-              <w:bottom w:w="80" w:type="dxa"/>
-              <w:start w:w="120" w:type="dxa"/>
-              <w:end w:w="120" w:type="dxa"/>
-            </w:tcMar>
           </w:tcPr>
           <w:p>
             <w:pPr>
@@ -453,10 +427,8 @@
     <w:tbl>
       <w:tblPr>
         <w:tblW w:type="dxa" w:w="9360"/>
-        <w:jc w:val="left"/>
         <w:tblLayout w:type="fixed"/>
         <w:tblLook w:firstColumn="1" w:firstRow="1" w:lastColumn="0" w:lastRow="0" w:noHBand="0" w:noVBand="1" w:val="04A0"/>
-        <w:tblInd w:type="dxa" w:w="120"/>
         <w:tblBorders>
           <w:top w:val="single" w:sz="6" w:space="0" w:color="B8C4D1"/>
           <w:left w:val="single" w:sz="6" w:space="0" w:color="B8C4D1"/>
@@ -481,12 +453,6 @@
             <w:tcW w:type="dxa" w:w="1680"/>
             <w:shd w:fill="E8EEF5"/>
             <w:vAlign w:val="center"/>
-            <w:tcMar>
-              <w:top w:w="80" w:type="dxa"/>
-              <w:bottom w:w="80" w:type="dxa"/>
-              <w:start w:w="120" w:type="dxa"/>
-              <w:end w:w="120" w:type="dxa"/>
-            </w:tcMar>
           </w:tcPr>
           <w:p>
             <w:pPr>
@@ -509,12 +475,6 @@
             <w:tcW w:type="dxa" w:w="3180"/>
             <w:shd w:fill="E8EEF5"/>
             <w:vAlign w:val="center"/>
-            <w:tcMar>
-              <w:top w:w="80" w:type="dxa"/>
-              <w:bottom w:w="80" w:type="dxa"/>
-              <w:start w:w="120" w:type="dxa"/>
-              <w:end w:w="120" w:type="dxa"/>
-            </w:tcMar>
           </w:tcPr>
           <w:p>
             <w:pPr>
@@ -537,12 +497,6 @@
             <w:tcW w:type="dxa" w:w="4500"/>
             <w:shd w:fill="E8EEF5"/>
             <w:vAlign w:val="center"/>
-            <w:tcMar>
-              <w:top w:w="80" w:type="dxa"/>
-              <w:bottom w:w="80" w:type="dxa"/>
-              <w:start w:w="120" w:type="dxa"/>
-              <w:end w:w="120" w:type="dxa"/>
-            </w:tcMar>
           </w:tcPr>
           <w:p>
             <w:pPr>
@@ -569,12 +523,6 @@
           <w:tcPr>
             <w:tcW w:type="dxa" w:w="1680"/>
             <w:vAlign w:val="center"/>
-            <w:tcMar>
-              <w:top w:w="80" w:type="dxa"/>
-              <w:bottom w:w="80" w:type="dxa"/>
-              <w:start w:w="120" w:type="dxa"/>
-              <w:end w:w="120" w:type="dxa"/>
-            </w:tcMar>
           </w:tcPr>
           <w:p>
             <w:pPr>
@@ -596,12 +544,6 @@
           <w:tcPr>
             <w:tcW w:type="dxa" w:w="3180"/>
             <w:vAlign w:val="center"/>
-            <w:tcMar>
-              <w:top w:w="80" w:type="dxa"/>
-              <w:bottom w:w="80" w:type="dxa"/>
-              <w:start w:w="120" w:type="dxa"/>
-              <w:end w:w="120" w:type="dxa"/>
-            </w:tcMar>
           </w:tcPr>
           <w:p>
             <w:pPr>
@@ -623,12 +565,6 @@
           <w:tcPr>
             <w:tcW w:type="dxa" w:w="4500"/>
             <w:vAlign w:val="center"/>
-            <w:tcMar>
-              <w:top w:w="80" w:type="dxa"/>
-              <w:bottom w:w="80" w:type="dxa"/>
-              <w:start w:w="120" w:type="dxa"/>
-              <w:end w:w="120" w:type="dxa"/>
-            </w:tcMar>
           </w:tcPr>
           <w:p>
             <w:pPr>
@@ -655,12 +591,6 @@
           <w:tcPr>
             <w:tcW w:type="dxa" w:w="1680"/>
             <w:vAlign w:val="center"/>
-            <w:tcMar>
-              <w:top w:w="80" w:type="dxa"/>
-              <w:bottom w:w="80" w:type="dxa"/>
-              <w:start w:w="120" w:type="dxa"/>
-              <w:end w:w="120" w:type="dxa"/>
-            </w:tcMar>
           </w:tcPr>
           <w:p>
             <w:pPr>
@@ -682,12 +612,6 @@
           <w:tcPr>
             <w:tcW w:type="dxa" w:w="3180"/>
             <w:vAlign w:val="center"/>
-            <w:tcMar>
-              <w:top w:w="80" w:type="dxa"/>
-              <w:bottom w:w="80" w:type="dxa"/>
-              <w:start w:w="120" w:type="dxa"/>
-              <w:end w:w="120" w:type="dxa"/>
-            </w:tcMar>
           </w:tcPr>
           <w:p>
             <w:pPr>
@@ -709,12 +633,6 @@
           <w:tcPr>
             <w:tcW w:type="dxa" w:w="4500"/>
             <w:vAlign w:val="center"/>
-            <w:tcMar>
-              <w:top w:w="80" w:type="dxa"/>
-              <w:bottom w:w="80" w:type="dxa"/>
-              <w:start w:w="120" w:type="dxa"/>
-              <w:end w:w="120" w:type="dxa"/>
-            </w:tcMar>
           </w:tcPr>
           <w:p>
             <w:pPr>
@@ -741,12 +659,6 @@
           <w:tcPr>
             <w:tcW w:type="dxa" w:w="1680"/>
             <w:vAlign w:val="center"/>
-            <w:tcMar>
-              <w:top w:w="80" w:type="dxa"/>
-              <w:bottom w:w="80" w:type="dxa"/>
-              <w:start w:w="120" w:type="dxa"/>
-              <w:end w:w="120" w:type="dxa"/>
-            </w:tcMar>
           </w:tcPr>
           <w:p>
             <w:pPr>
@@ -768,12 +680,6 @@
           <w:tcPr>
             <w:tcW w:type="dxa" w:w="3180"/>
             <w:vAlign w:val="center"/>
-            <w:tcMar>
-              <w:top w:w="80" w:type="dxa"/>
-              <w:bottom w:w="80" w:type="dxa"/>
-              <w:start w:w="120" w:type="dxa"/>
-              <w:end w:w="120" w:type="dxa"/>
-            </w:tcMar>
           </w:tcPr>
           <w:p>
             <w:pPr>
@@ -795,12 +701,6 @@
           <w:tcPr>
             <w:tcW w:type="dxa" w:w="4500"/>
             <w:vAlign w:val="center"/>
-            <w:tcMar>
-              <w:top w:w="80" w:type="dxa"/>
-              <w:bottom w:w="80" w:type="dxa"/>
-              <w:start w:w="120" w:type="dxa"/>
-              <w:end w:w="120" w:type="dxa"/>
-            </w:tcMar>
           </w:tcPr>
           <w:p>
             <w:pPr>
@@ -828,12 +728,6 @@
             <w:tcW w:type="dxa" w:w="1680"/>
             <w:vAlign w:val="center"/>
             <w:shd w:fill="F2F4F7"/>
-            <w:tcMar>
-              <w:top w:w="80" w:type="dxa"/>
-              <w:bottom w:w="80" w:type="dxa"/>
-              <w:start w:w="120" w:type="dxa"/>
-              <w:end w:w="120" w:type="dxa"/>
-            </w:tcMar>
           </w:tcPr>
           <w:p>
             <w:pPr>
@@ -856,12 +750,6 @@
             <w:tcW w:type="dxa" w:w="3180"/>
             <w:vAlign w:val="center"/>
             <w:shd w:fill="F2F4F7"/>
-            <w:tcMar>
-              <w:top w:w="80" w:type="dxa"/>
-              <w:bottom w:w="80" w:type="dxa"/>
-              <w:start w:w="120" w:type="dxa"/>
-              <w:end w:w="120" w:type="dxa"/>
-            </w:tcMar>
           </w:tcPr>
           <w:p>
             <w:pPr>
@@ -884,12 +772,6 @@
             <w:tcW w:type="dxa" w:w="4500"/>
             <w:vAlign w:val="center"/>
             <w:shd w:fill="F2F4F7"/>
-            <w:tcMar>
-              <w:top w:w="80" w:type="dxa"/>
-              <w:bottom w:w="80" w:type="dxa"/>
-              <w:start w:w="120" w:type="dxa"/>
-              <w:end w:w="120" w:type="dxa"/>
-            </w:tcMar>
           </w:tcPr>
           <w:p>
             <w:pPr>
@@ -915,12 +797,6 @@
           <w:tcPr>
             <w:tcW w:type="dxa" w:w="1680"/>
             <w:vAlign w:val="center"/>
-            <w:tcMar>
-              <w:top w:w="80" w:type="dxa"/>
-              <w:bottom w:w="80" w:type="dxa"/>
-              <w:start w:w="120" w:type="dxa"/>
-              <w:end w:w="120" w:type="dxa"/>
-            </w:tcMar>
           </w:tcPr>
           <w:p>
             <w:pPr>
@@ -942,12 +818,6 @@
           <w:tcPr>
             <w:tcW w:type="dxa" w:w="3180"/>
             <w:vAlign w:val="center"/>
-            <w:tcMar>
-              <w:top w:w="80" w:type="dxa"/>
-              <w:bottom w:w="80" w:type="dxa"/>
-              <w:start w:w="120" w:type="dxa"/>
-              <w:end w:w="120" w:type="dxa"/>
-            </w:tcMar>
           </w:tcPr>
           <w:p>
             <w:pPr>
@@ -969,12 +839,6 @@
           <w:tcPr>
             <w:tcW w:type="dxa" w:w="4500"/>
             <w:vAlign w:val="center"/>
-            <w:tcMar>
-              <w:top w:w="80" w:type="dxa"/>
-              <w:bottom w:w="80" w:type="dxa"/>
-              <w:start w:w="120" w:type="dxa"/>
-              <w:end w:w="120" w:type="dxa"/>
-            </w:tcMar>
           </w:tcPr>
           <w:p>
             <w:pPr>
@@ -1001,12 +865,6 @@
           <w:tcPr>
             <w:tcW w:type="dxa" w:w="1680"/>
             <w:vAlign w:val="center"/>
-            <w:tcMar>
-              <w:top w:w="80" w:type="dxa"/>
-              <w:bottom w:w="80" w:type="dxa"/>
-              <w:start w:w="120" w:type="dxa"/>
-              <w:end w:w="120" w:type="dxa"/>
-            </w:tcMar>
           </w:tcPr>
           <w:p>
             <w:pPr>
@@ -1028,12 +886,6 @@
           <w:tcPr>
             <w:tcW w:type="dxa" w:w="3180"/>
             <w:vAlign w:val="center"/>
-            <w:tcMar>
-              <w:top w:w="80" w:type="dxa"/>
-              <w:bottom w:w="80" w:type="dxa"/>
-              <w:start w:w="120" w:type="dxa"/>
-              <w:end w:w="120" w:type="dxa"/>
-            </w:tcMar>
           </w:tcPr>
           <w:p>
             <w:pPr>
@@ -1055,12 +907,6 @@
           <w:tcPr>
             <w:tcW w:type="dxa" w:w="4500"/>
             <w:vAlign w:val="center"/>
-            <w:tcMar>
-              <w:top w:w="80" w:type="dxa"/>
-              <w:bottom w:w="80" w:type="dxa"/>
-              <w:start w:w="120" w:type="dxa"/>
-              <w:end w:w="120" w:type="dxa"/>
-            </w:tcMar>
           </w:tcPr>
           <w:p>
             <w:pPr>
@@ -1088,12 +934,6 @@
             <w:tcW w:type="dxa" w:w="1680"/>
             <w:vAlign w:val="center"/>
             <w:shd w:fill="F2F4F7"/>
-            <w:tcMar>
-              <w:top w:w="80" w:type="dxa"/>
-              <w:bottom w:w="80" w:type="dxa"/>
-              <w:start w:w="120" w:type="dxa"/>
-              <w:end w:w="120" w:type="dxa"/>
-            </w:tcMar>
           </w:tcPr>
           <w:p>
             <w:pPr>
@@ -1116,12 +956,6 @@
             <w:tcW w:type="dxa" w:w="3180"/>
             <w:vAlign w:val="center"/>
             <w:shd w:fill="F2F4F7"/>
-            <w:tcMar>
-              <w:top w:w="80" w:type="dxa"/>
-              <w:bottom w:w="80" w:type="dxa"/>
-              <w:start w:w="120" w:type="dxa"/>
-              <w:end w:w="120" w:type="dxa"/>
-            </w:tcMar>
           </w:tcPr>
           <w:p>
             <w:pPr>
@@ -1144,12 +978,6 @@
             <w:tcW w:type="dxa" w:w="4500"/>
             <w:vAlign w:val="center"/>
             <w:shd w:fill="F2F4F7"/>
-            <w:tcMar>
-              <w:top w:w="80" w:type="dxa"/>
-              <w:bottom w:w="80" w:type="dxa"/>
-              <w:start w:w="120" w:type="dxa"/>
-              <w:end w:w="120" w:type="dxa"/>
-            </w:tcMar>
           </w:tcPr>
           <w:p>
             <w:pPr>
@@ -1175,12 +1003,6 @@
           <w:tcPr>
             <w:tcW w:type="dxa" w:w="1680"/>
             <w:vAlign w:val="center"/>
-            <w:tcMar>
-              <w:top w:w="80" w:type="dxa"/>
-              <w:bottom w:w="80" w:type="dxa"/>
-              <w:start w:w="120" w:type="dxa"/>
-              <w:end w:w="120" w:type="dxa"/>
-            </w:tcMar>
           </w:tcPr>
           <w:p>
             <w:pPr>
@@ -1202,12 +1024,6 @@
           <w:tcPr>
             <w:tcW w:type="dxa" w:w="3180"/>
             <w:vAlign w:val="center"/>
-            <w:tcMar>
-              <w:top w:w="80" w:type="dxa"/>
-              <w:bottom w:w="80" w:type="dxa"/>
-              <w:start w:w="120" w:type="dxa"/>
-              <w:end w:w="120" w:type="dxa"/>
-            </w:tcMar>
           </w:tcPr>
           <w:p>
             <w:pPr>
@@ -1229,12 +1045,6 @@
           <w:tcPr>
             <w:tcW w:type="dxa" w:w="4500"/>
             <w:vAlign w:val="center"/>
-            <w:tcMar>
-              <w:top w:w="80" w:type="dxa"/>
-              <w:bottom w:w="80" w:type="dxa"/>
-              <w:start w:w="120" w:type="dxa"/>
-              <w:end w:w="120" w:type="dxa"/>
-            </w:tcMar>
           </w:tcPr>
           <w:p>
             <w:pPr>
@@ -1261,12 +1071,6 @@
           <w:tcPr>
             <w:tcW w:type="dxa" w:w="1680"/>
             <w:vAlign w:val="center"/>
-            <w:tcMar>
-              <w:top w:w="80" w:type="dxa"/>
-              <w:bottom w:w="80" w:type="dxa"/>
-              <w:start w:w="120" w:type="dxa"/>
-              <w:end w:w="120" w:type="dxa"/>
-            </w:tcMar>
           </w:tcPr>
           <w:p>
             <w:pPr>
@@ -1288,12 +1092,6 @@
           <w:tcPr>
             <w:tcW w:type="dxa" w:w="3180"/>
             <w:vAlign w:val="center"/>
-            <w:tcMar>
-              <w:top w:w="80" w:type="dxa"/>
-              <w:bottom w:w="80" w:type="dxa"/>
-              <w:start w:w="120" w:type="dxa"/>
-              <w:end w:w="120" w:type="dxa"/>
-            </w:tcMar>
           </w:tcPr>
           <w:p>
             <w:pPr>
@@ -1315,12 +1113,6 @@
           <w:tcPr>
             <w:tcW w:type="dxa" w:w="4500"/>
             <w:vAlign w:val="center"/>
-            <w:tcMar>
-              <w:top w:w="80" w:type="dxa"/>
-              <w:bottom w:w="80" w:type="dxa"/>
-              <w:start w:w="120" w:type="dxa"/>
-              <w:end w:w="120" w:type="dxa"/>
-            </w:tcMar>
           </w:tcPr>
           <w:p>
             <w:pPr>
@@ -1348,12 +1140,6 @@
             <w:tcW w:type="dxa" w:w="1680"/>
             <w:vAlign w:val="center"/>
             <w:shd w:fill="F2F4F7"/>
-            <w:tcMar>
-              <w:top w:w="80" w:type="dxa"/>
-              <w:bottom w:w="80" w:type="dxa"/>
-              <w:start w:w="120" w:type="dxa"/>
-              <w:end w:w="120" w:type="dxa"/>
-            </w:tcMar>
           </w:tcPr>
           <w:p>
             <w:pPr>
@@ -1376,12 +1162,6 @@
             <w:tcW w:type="dxa" w:w="3180"/>
             <w:vAlign w:val="center"/>
             <w:shd w:fill="F2F4F7"/>
-            <w:tcMar>
-              <w:top w:w="80" w:type="dxa"/>
-              <w:bottom w:w="80" w:type="dxa"/>
-              <w:start w:w="120" w:type="dxa"/>
-              <w:end w:w="120" w:type="dxa"/>
-            </w:tcMar>
           </w:tcPr>
           <w:p>
             <w:pPr>
@@ -1404,12 +1184,6 @@
             <w:tcW w:type="dxa" w:w="4500"/>
             <w:vAlign w:val="center"/>
             <w:shd w:fill="F2F4F7"/>
-            <w:tcMar>
-              <w:top w:w="80" w:type="dxa"/>
-              <w:bottom w:w="80" w:type="dxa"/>
-              <w:start w:w="120" w:type="dxa"/>
-              <w:end w:w="120" w:type="dxa"/>
-            </w:tcMar>
           </w:tcPr>
           <w:p>
             <w:pPr>
@@ -1435,12 +1209,6 @@
           <w:tcPr>
             <w:tcW w:type="dxa" w:w="1680"/>
             <w:vAlign w:val="center"/>
-            <w:tcMar>
-              <w:top w:w="80" w:type="dxa"/>
-              <w:bottom w:w="80" w:type="dxa"/>
-              <w:start w:w="120" w:type="dxa"/>
-              <w:end w:w="120" w:type="dxa"/>
-            </w:tcMar>
           </w:tcPr>
           <w:p>
             <w:pPr>
@@ -1454,7 +1222,7 @@
                 <w:color w:val="1F4D78"/>
                 <w:sz w:val="18"/>
               </w:rPr>
-              <w:t>2:30-3:15</w:t>
+              <w:t>2:30-3:30</w:t>
             </w:r>
           </w:p>
         </w:tc>
@@ -1462,12 +1230,6 @@
           <w:tcPr>
             <w:tcW w:type="dxa" w:w="3180"/>
             <w:vAlign w:val="center"/>
-            <w:tcMar>
-              <w:top w:w="80" w:type="dxa"/>
-              <w:bottom w:w="80" w:type="dxa"/>
-              <w:start w:w="120" w:type="dxa"/>
-              <w:end w:w="120" w:type="dxa"/>
-            </w:tcMar>
           </w:tcPr>
           <w:p>
             <w:pPr>
@@ -1489,12 +1251,6 @@
           <w:tcPr>
             <w:tcW w:type="dxa" w:w="4500"/>
             <w:vAlign w:val="center"/>
-            <w:tcMar>
-              <w:top w:w="80" w:type="dxa"/>
-              <w:bottom w:w="80" w:type="dxa"/>
-              <w:start w:w="120" w:type="dxa"/>
-              <w:end w:w="120" w:type="dxa"/>
-            </w:tcMar>
           </w:tcPr>
           <w:p>
             <w:pPr>
@@ -1508,7 +1264,7 @@
                 <w:color w:val="2F3337"/>
                 <w:sz w:val="18"/>
               </w:rPr>
-              <w:t>Verified GPU-offload result</w:t>
+              <w:t>Verified GPU-offload result plus a measured CPU/GPU crossover</w:t>
             </w:r>
           </w:p>
         </w:tc>
@@ -1521,98 +1277,6 @@
           <w:tcPr>
             <w:tcW w:type="dxa" w:w="1680"/>
             <w:vAlign w:val="center"/>
-            <w:tcMar>
-              <w:top w:w="80" w:type="dxa"/>
-              <w:bottom w:w="80" w:type="dxa"/>
-              <w:start w:w="120" w:type="dxa"/>
-              <w:end w:w="120" w:type="dxa"/>
-            </w:tcMar>
-          </w:tcPr>
-          <w:p>
-            <w:pPr>
-              <w:spacing w:before="0" w:after="0" w:line="276" w:lineRule="auto"/>
-            </w:pPr>
-            <w:r/>
-            <w:r>
-              <w:rPr>
-                <w:rFonts w:ascii="Calibri" w:hAnsi="Calibri"/>
-                <w:b/>
-                <w:color w:val="1F4D78"/>
-                <w:sz w:val="18"/>
-              </w:rPr>
-              <w:t>3:15-3:30</w:t>
-            </w:r>
-          </w:p>
-        </w:tc>
-        <w:tc>
-          <w:tcPr>
-            <w:tcW w:type="dxa" w:w="3180"/>
-            <w:vAlign w:val="center"/>
-            <w:tcMar>
-              <w:top w:w="80" w:type="dxa"/>
-              <w:bottom w:w="80" w:type="dxa"/>
-              <w:start w:w="120" w:type="dxa"/>
-              <w:end w:w="120" w:type="dxa"/>
-            </w:tcMar>
-          </w:tcPr>
-          <w:p>
-            <w:pPr>
-              <w:spacing w:before="0" w:after="0" w:line="276" w:lineRule="auto"/>
-            </w:pPr>
-            <w:r/>
-            <w:r>
-              <w:rPr>
-                <w:rFonts w:ascii="Calibri" w:hAnsi="Calibri"/>
-                <w:b w:val="0"/>
-                <w:color w:val="2F3337"/>
-                <w:sz w:val="18"/>
-              </w:rPr>
-              <w:t>CPU/GPU comparison</w:t>
-            </w:r>
-          </w:p>
-        </w:tc>
-        <w:tc>
-          <w:tcPr>
-            <w:tcW w:type="dxa" w:w="4500"/>
-            <w:vAlign w:val="center"/>
-            <w:tcMar>
-              <w:top w:w="80" w:type="dxa"/>
-              <w:bottom w:w="80" w:type="dxa"/>
-              <w:start w:w="120" w:type="dxa"/>
-              <w:end w:w="120" w:type="dxa"/>
-            </w:tcMar>
-          </w:tcPr>
-          <w:p>
-            <w:pPr>
-              <w:spacing w:before="0" w:after="0" w:line="276" w:lineRule="auto"/>
-            </w:pPr>
-            <w:r/>
-            <w:r>
-              <w:rPr>
-                <w:rFonts w:ascii="Calibri" w:hAnsi="Calibri"/>
-                <w:b w:val="0"/>
-                <w:color w:val="2F3337"/>
-                <w:sz w:val="18"/>
-              </w:rPr>
-              <w:t>Resource/environment boundary</w:t>
-            </w:r>
-          </w:p>
-        </w:tc>
-      </w:tr>
-      <w:tr>
-        <w:trPr>
-          <w:cantSplit w:val="true"/>
-        </w:trPr>
-        <w:tc>
-          <w:tcPr>
-            <w:tcW w:type="dxa" w:w="1680"/>
-            <w:vAlign w:val="center"/>
-            <w:tcMar>
-              <w:top w:w="80" w:type="dxa"/>
-              <w:bottom w:w="80" w:type="dxa"/>
-              <w:start w:w="120" w:type="dxa"/>
-              <w:end w:w="120" w:type="dxa"/>
-            </w:tcMar>
           </w:tcPr>
           <w:p>
             <w:pPr>
@@ -1634,12 +1298,6 @@
           <w:tcPr>
             <w:tcW w:type="dxa" w:w="3180"/>
             <w:vAlign w:val="center"/>
-            <w:tcMar>
-              <w:top w:w="80" w:type="dxa"/>
-              <w:bottom w:w="80" w:type="dxa"/>
-              <w:start w:w="120" w:type="dxa"/>
-              <w:end w:w="120" w:type="dxa"/>
-            </w:tcMar>
           </w:tcPr>
           <w:p>
             <w:pPr>
@@ -1661,12 +1319,6 @@
           <w:tcPr>
             <w:tcW w:type="dxa" w:w="4500"/>
             <w:vAlign w:val="center"/>
-            <w:tcMar>
-              <w:top w:w="80" w:type="dxa"/>
-              <w:bottom w:w="80" w:type="dxa"/>
-              <w:start w:w="120" w:type="dxa"/>
-              <w:end w:w="120" w:type="dxa"/>
-            </w:tcMar>
           </w:tcPr>
           <w:p>
             <w:pPr>
@@ -1693,12 +1345,6 @@
           <w:tcPr>
             <w:tcW w:type="dxa" w:w="1680"/>
             <w:vAlign w:val="center"/>
-            <w:tcMar>
-              <w:top w:w="80" w:type="dxa"/>
-              <w:bottom w:w="80" w:type="dxa"/>
-              <w:start w:w="120" w:type="dxa"/>
-              <w:end w:w="120" w:type="dxa"/>
-            </w:tcMar>
           </w:tcPr>
           <w:p>
             <w:pPr>
@@ -1720,12 +1366,6 @@
           <w:tcPr>
             <w:tcW w:type="dxa" w:w="3180"/>
             <w:vAlign w:val="center"/>
-            <w:tcMar>
-              <w:top w:w="80" w:type="dxa"/>
-              <w:bottom w:w="80" w:type="dxa"/>
-              <w:start w:w="120" w:type="dxa"/>
-              <w:end w:w="120" w:type="dxa"/>
-            </w:tcMar>
           </w:tcPr>
           <w:p>
             <w:pPr>
@@ -1747,12 +1387,6 @@
           <w:tcPr>
             <w:tcW w:type="dxa" w:w="4500"/>
             <w:vAlign w:val="center"/>
-            <w:tcMar>
-              <w:top w:w="80" w:type="dxa"/>
-              <w:bottom w:w="80" w:type="dxa"/>
-              <w:start w:w="120" w:type="dxa"/>
-              <w:end w:w="120" w:type="dxa"/>
-            </w:tcMar>
           </w:tcPr>
           <w:p>
             <w:pPr>
@@ -1797,10 +1431,8 @@
     <w:tbl>
       <w:tblPr>
         <w:tblW w:type="dxa" w:w="9360"/>
-        <w:jc w:val="left"/>
         <w:tblLayout w:type="fixed"/>
         <w:tblLook w:firstColumn="1" w:firstRow="1" w:lastColumn="0" w:lastRow="0" w:noHBand="0" w:noVBand="1" w:val="04A0"/>
-        <w:tblInd w:type="dxa" w:w="120"/>
         <w:tblBorders>
           <w:top w:val="single" w:sz="6" w:space="0" w:color="B8C4D1"/>
           <w:left w:val="single" w:sz="6" w:space="0" w:color="B8C4D1"/>
@@ -1825,12 +1457,6 @@
             <w:tcW w:type="dxa" w:w="1500"/>
             <w:shd w:fill="E8EEF5"/>
             <w:vAlign w:val="center"/>
-            <w:tcMar>
-              <w:top w:w="80" w:type="dxa"/>
-              <w:bottom w:w="80" w:type="dxa"/>
-              <w:start w:w="120" w:type="dxa"/>
-              <w:end w:w="120" w:type="dxa"/>
-            </w:tcMar>
           </w:tcPr>
           <w:p>
             <w:pPr>
@@ -1853,12 +1479,6 @@
             <w:tcW w:type="dxa" w:w="4650"/>
             <w:shd w:fill="E8EEF5"/>
             <w:vAlign w:val="center"/>
-            <w:tcMar>
-              <w:top w:w="80" w:type="dxa"/>
-              <w:bottom w:w="80" w:type="dxa"/>
-              <w:start w:w="120" w:type="dxa"/>
-              <w:end w:w="120" w:type="dxa"/>
-            </w:tcMar>
           </w:tcPr>
           <w:p>
             <w:pPr>
@@ -1881,12 +1501,6 @@
             <w:tcW w:type="dxa" w:w="3210"/>
             <w:shd w:fill="E8EEF5"/>
             <w:vAlign w:val="center"/>
-            <w:tcMar>
-              <w:top w:w="80" w:type="dxa"/>
-              <w:bottom w:w="80" w:type="dxa"/>
-              <w:start w:w="120" w:type="dxa"/>
-              <w:end w:w="120" w:type="dxa"/>
-            </w:tcMar>
           </w:tcPr>
           <w:p>
             <w:pPr>
@@ -1913,12 +1527,6 @@
           <w:tcPr>
             <w:tcW w:type="dxa" w:w="1500"/>
             <w:vAlign w:val="center"/>
-            <w:tcMar>
-              <w:top w:w="80" w:type="dxa"/>
-              <w:bottom w:w="80" w:type="dxa"/>
-              <w:start w:w="120" w:type="dxa"/>
-              <w:end w:w="120" w:type="dxa"/>
-            </w:tcMar>
           </w:tcPr>
           <w:p>
             <w:pPr>
@@ -1940,12 +1548,6 @@
           <w:tcPr>
             <w:tcW w:type="dxa" w:w="4650"/>
             <w:vAlign w:val="center"/>
-            <w:tcMar>
-              <w:top w:w="80" w:type="dxa"/>
-              <w:bottom w:w="80" w:type="dxa"/>
-              <w:start w:w="120" w:type="dxa"/>
-              <w:end w:w="120" w:type="dxa"/>
-            </w:tcMar>
           </w:tcPr>
           <w:p>
             <w:pPr>
@@ -1967,12 +1569,6 @@
           <w:tcPr>
             <w:tcW w:type="dxa" w:w="3210"/>
             <w:vAlign w:val="center"/>
-            <w:tcMar>
-              <w:top w:w="80" w:type="dxa"/>
-              <w:bottom w:w="80" w:type="dxa"/>
-              <w:start w:w="120" w:type="dxa"/>
-              <w:end w:w="120" w:type="dxa"/>
-            </w:tcMar>
           </w:tcPr>
           <w:p>
             <w:pPr>
@@ -1999,12 +1595,6 @@
           <w:tcPr>
             <w:tcW w:type="dxa" w:w="1500"/>
             <w:vAlign w:val="center"/>
-            <w:tcMar>
-              <w:top w:w="80" w:type="dxa"/>
-              <w:bottom w:w="80" w:type="dxa"/>
-              <w:start w:w="120" w:type="dxa"/>
-              <w:end w:w="120" w:type="dxa"/>
-            </w:tcMar>
           </w:tcPr>
           <w:p>
             <w:pPr>
@@ -2026,12 +1616,6 @@
           <w:tcPr>
             <w:tcW w:type="dxa" w:w="4650"/>
             <w:vAlign w:val="center"/>
-            <w:tcMar>
-              <w:top w:w="80" w:type="dxa"/>
-              <w:bottom w:w="80" w:type="dxa"/>
-              <w:start w:w="120" w:type="dxa"/>
-              <w:end w:w="120" w:type="dxa"/>
-            </w:tcMar>
           </w:tcPr>
           <w:p>
             <w:pPr>
@@ -2053,12 +1637,6 @@
           <w:tcPr>
             <w:tcW w:type="dxa" w:w="3210"/>
             <w:vAlign w:val="center"/>
-            <w:tcMar>
-              <w:top w:w="80" w:type="dxa"/>
-              <w:bottom w:w="80" w:type="dxa"/>
-              <w:start w:w="120" w:type="dxa"/>
-              <w:end w:w="120" w:type="dxa"/>
-            </w:tcMar>
           </w:tcPr>
           <w:p>
             <w:pPr>
@@ -2085,12 +1663,6 @@
           <w:tcPr>
             <w:tcW w:type="dxa" w:w="1500"/>
             <w:vAlign w:val="center"/>
-            <w:tcMar>
-              <w:top w:w="80" w:type="dxa"/>
-              <w:bottom w:w="80" w:type="dxa"/>
-              <w:start w:w="120" w:type="dxa"/>
-              <w:end w:w="120" w:type="dxa"/>
-            </w:tcMar>
           </w:tcPr>
           <w:p>
             <w:pPr>
@@ -2112,12 +1684,6 @@
           <w:tcPr>
             <w:tcW w:type="dxa" w:w="4650"/>
             <w:vAlign w:val="center"/>
-            <w:tcMar>
-              <w:top w:w="80" w:type="dxa"/>
-              <w:bottom w:w="80" w:type="dxa"/>
-              <w:start w:w="120" w:type="dxa"/>
-              <w:end w:w="120" w:type="dxa"/>
-            </w:tcMar>
           </w:tcPr>
           <w:p>
             <w:pPr>
@@ -2139,12 +1705,6 @@
           <w:tcPr>
             <w:tcW w:type="dxa" w:w="3210"/>
             <w:vAlign w:val="center"/>
-            <w:tcMar>
-              <w:top w:w="80" w:type="dxa"/>
-              <w:bottom w:w="80" w:type="dxa"/>
-              <w:start w:w="120" w:type="dxa"/>
-              <w:end w:w="120" w:type="dxa"/>
-            </w:tcMar>
           </w:tcPr>
           <w:p>
             <w:pPr>
@@ -2171,12 +1731,6 @@
           <w:tcPr>
             <w:tcW w:type="dxa" w:w="1500"/>
             <w:vAlign w:val="center"/>
-            <w:tcMar>
-              <w:top w:w="80" w:type="dxa"/>
-              <w:bottom w:w="80" w:type="dxa"/>
-              <w:start w:w="120" w:type="dxa"/>
-              <w:end w:w="120" w:type="dxa"/>
-            </w:tcMar>
           </w:tcPr>
           <w:p>
             <w:pPr>
@@ -2198,12 +1752,6 @@
           <w:tcPr>
             <w:tcW w:type="dxa" w:w="4650"/>
             <w:vAlign w:val="center"/>
-            <w:tcMar>
-              <w:top w:w="80" w:type="dxa"/>
-              <w:bottom w:w="80" w:type="dxa"/>
-              <w:start w:w="120" w:type="dxa"/>
-              <w:end w:w="120" w:type="dxa"/>
-            </w:tcMar>
           </w:tcPr>
           <w:p>
             <w:pPr>
@@ -2225,12 +1773,6 @@
           <w:tcPr>
             <w:tcW w:type="dxa" w:w="3210"/>
             <w:vAlign w:val="center"/>
-            <w:tcMar>
-              <w:top w:w="80" w:type="dxa"/>
-              <w:bottom w:w="80" w:type="dxa"/>
-              <w:start w:w="120" w:type="dxa"/>
-              <w:end w:w="120" w:type="dxa"/>
-            </w:tcMar>
           </w:tcPr>
           <w:p>
             <w:pPr>
@@ -2258,12 +1800,6 @@
             <w:tcW w:type="dxa" w:w="1500"/>
             <w:vAlign w:val="center"/>
             <w:shd w:fill="F2F4F7"/>
-            <w:tcMar>
-              <w:top w:w="80" w:type="dxa"/>
-              <w:bottom w:w="80" w:type="dxa"/>
-              <w:start w:w="120" w:type="dxa"/>
-              <w:end w:w="120" w:type="dxa"/>
-            </w:tcMar>
           </w:tcPr>
           <w:p>
             <w:pPr>
@@ -2286,12 +1822,6 @@
             <w:tcW w:type="dxa" w:w="4650"/>
             <w:vAlign w:val="center"/>
             <w:shd w:fill="F2F4F7"/>
-            <w:tcMar>
-              <w:top w:w="80" w:type="dxa"/>
-              <w:bottom w:w="80" w:type="dxa"/>
-              <w:start w:w="120" w:type="dxa"/>
-              <w:end w:w="120" w:type="dxa"/>
-            </w:tcMar>
           </w:tcPr>
           <w:p>
             <w:pPr>
@@ -2314,12 +1844,6 @@
             <w:tcW w:type="dxa" w:w="3210"/>
             <w:vAlign w:val="center"/>
             <w:shd w:fill="F2F4F7"/>
-            <w:tcMar>
-              <w:top w:w="80" w:type="dxa"/>
-              <w:bottom w:w="80" w:type="dxa"/>
-              <w:start w:w="120" w:type="dxa"/>
-              <w:end w:w="120" w:type="dxa"/>
-            </w:tcMar>
           </w:tcPr>
           <w:p>
             <w:pPr>
@@ -2345,12 +1869,6 @@
           <w:tcPr>
             <w:tcW w:type="dxa" w:w="1500"/>
             <w:vAlign w:val="center"/>
-            <w:tcMar>
-              <w:top w:w="80" w:type="dxa"/>
-              <w:bottom w:w="80" w:type="dxa"/>
-              <w:start w:w="120" w:type="dxa"/>
-              <w:end w:w="120" w:type="dxa"/>
-            </w:tcMar>
           </w:tcPr>
           <w:p>
             <w:pPr>
@@ -2372,12 +1890,6 @@
           <w:tcPr>
             <w:tcW w:type="dxa" w:w="4650"/>
             <w:vAlign w:val="center"/>
-            <w:tcMar>
-              <w:top w:w="80" w:type="dxa"/>
-              <w:bottom w:w="80" w:type="dxa"/>
-              <w:start w:w="120" w:type="dxa"/>
-              <w:end w:w="120" w:type="dxa"/>
-            </w:tcMar>
           </w:tcPr>
           <w:p>
             <w:pPr>
@@ -2399,12 +1911,6 @@
           <w:tcPr>
             <w:tcW w:type="dxa" w:w="3210"/>
             <w:vAlign w:val="center"/>
-            <w:tcMar>
-              <w:top w:w="80" w:type="dxa"/>
-              <w:bottom w:w="80" w:type="dxa"/>
-              <w:start w:w="120" w:type="dxa"/>
-              <w:end w:w="120" w:type="dxa"/>
-            </w:tcMar>
           </w:tcPr>
           <w:p>
             <w:pPr>
@@ -2431,12 +1937,6 @@
           <w:tcPr>
             <w:tcW w:type="dxa" w:w="1500"/>
             <w:vAlign w:val="center"/>
-            <w:tcMar>
-              <w:top w:w="80" w:type="dxa"/>
-              <w:bottom w:w="80" w:type="dxa"/>
-              <w:start w:w="120" w:type="dxa"/>
-              <w:end w:w="120" w:type="dxa"/>
-            </w:tcMar>
           </w:tcPr>
           <w:p>
             <w:pPr>
@@ -2458,12 +1958,6 @@
           <w:tcPr>
             <w:tcW w:type="dxa" w:w="4650"/>
             <w:vAlign w:val="center"/>
-            <w:tcMar>
-              <w:top w:w="80" w:type="dxa"/>
-              <w:bottom w:w="80" w:type="dxa"/>
-              <w:start w:w="120" w:type="dxa"/>
-              <w:end w:w="120" w:type="dxa"/>
-            </w:tcMar>
           </w:tcPr>
           <w:p>
             <w:pPr>
@@ -2485,12 +1979,6 @@
           <w:tcPr>
             <w:tcW w:type="dxa" w:w="3210"/>
             <w:vAlign w:val="center"/>
-            <w:tcMar>
-              <w:top w:w="80" w:type="dxa"/>
-              <w:bottom w:w="80" w:type="dxa"/>
-              <w:start w:w="120" w:type="dxa"/>
-              <w:end w:w="120" w:type="dxa"/>
-            </w:tcMar>
           </w:tcPr>
           <w:p>
             <w:pPr>
@@ -2517,12 +2005,6 @@
           <w:tcPr>
             <w:tcW w:type="dxa" w:w="1500"/>
             <w:vAlign w:val="center"/>
-            <w:tcMar>
-              <w:top w:w="80" w:type="dxa"/>
-              <w:bottom w:w="80" w:type="dxa"/>
-              <w:start w:w="120" w:type="dxa"/>
-              <w:end w:w="120" w:type="dxa"/>
-            </w:tcMar>
           </w:tcPr>
           <w:p>
             <w:pPr>
@@ -2544,12 +2026,6 @@
           <w:tcPr>
             <w:tcW w:type="dxa" w:w="4650"/>
             <w:vAlign w:val="center"/>
-            <w:tcMar>
-              <w:top w:w="80" w:type="dxa"/>
-              <w:bottom w:w="80" w:type="dxa"/>
-              <w:start w:w="120" w:type="dxa"/>
-              <w:end w:w="120" w:type="dxa"/>
-            </w:tcMar>
           </w:tcPr>
           <w:p>
             <w:pPr>
@@ -2571,12 +2047,6 @@
           <w:tcPr>
             <w:tcW w:type="dxa" w:w="3210"/>
             <w:vAlign w:val="center"/>
-            <w:tcMar>
-              <w:top w:w="80" w:type="dxa"/>
-              <w:bottom w:w="80" w:type="dxa"/>
-              <w:start w:w="120" w:type="dxa"/>
-              <w:end w:w="120" w:type="dxa"/>
-            </w:tcMar>
           </w:tcPr>
           <w:p>
             <w:pPr>
@@ -2942,7 +2412,7 @@
         <w:keepNext/>
       </w:pPr>
       <w:r>
-        <w:t>2:30-3:15 • QuantUI on an H200 GPU</w:t>
+        <w:t>2:30-3:30 • QuantUI on an H200 GPU, and when a GPU is worth it</w:t>
       </w:r>
     </w:p>
     <w:p>
@@ -2959,7 +2429,7 @@
           <w:color w:val="2F3337"/>
           <w:sz w:val="22"/>
         </w:rPr>
-        <w:t>Inspect the SIF's Python 3.11 environment, package manifests, and QuantUI commit.</w:t>
+        <w:t>Inspect the SIF's Python 3.11 environment, package manifests, and QuantUI version.</w:t>
       </w:r>
     </w:p>
     <w:p>
@@ -3015,16 +2485,11 @@
     </w:p>
     <w:p>
       <w:pPr>
-        <w:pStyle w:val="Heading2"/>
-        <w:keepNext/>
-      </w:pPr>
-      <w:r>
-        <w:t>3:15-3:30 • CPU/GPU comparison</w:t>
-      </w:r>
-    </w:p>
-    <w:p>
-      <w:pPr>
-        <w:spacing w:before="0" w:after="120" w:line="300" w:lineRule="auto"/>
+        <w:numPr>
+          <w:ilvl w:val="0"/>
+          <w:numId w:val="10"/>
+        </w:numPr>
+        <w:spacing w:before="0" w:after="80" w:line="300" w:lineRule="auto"/>
       </w:pPr>
       <w:r>
         <w:rPr>
@@ -3032,7 +2497,41 @@
           <w:color w:val="2F3337"/>
           <w:sz w:val="22"/>
         </w:rPr>
-        <w:t>Compare the Slurm files, identify what the shared image does and does not control, and record one resource change before scaling.</w:t>
+        <w:t>Time the same calculation on CPU and GPU across growing basis sets.</w:t>
+      </w:r>
+    </w:p>
+    <w:p>
+      <w:pPr>
+        <w:numPr>
+          <w:ilvl w:val="0"/>
+          <w:numId w:val="10"/>
+        </w:numPr>
+        <w:spacing w:before="0" w:after="80" w:line="300" w:lineRule="auto"/>
+      </w:pPr>
+      <w:r>
+        <w:rPr>
+          <w:rFonts w:ascii="Calibri" w:hAnsi="Calibri"/>
+          <w:color w:val="2F3337"/>
+          <w:sz w:val="22"/>
+        </w:rPr>
+        <w:t>Locate the crossover: overhead dominates small systems, arithmetic wins at scale.</w:t>
+      </w:r>
+    </w:p>
+    <w:p>
+      <w:pPr>
+        <w:numPr>
+          <w:ilvl w:val="0"/>
+          <w:numId w:val="10"/>
+        </w:numPr>
+        <w:spacing w:before="0" w:after="80" w:line="300" w:lineRule="auto"/>
+      </w:pPr>
+      <w:r>
+        <w:rPr>
+          <w:rFonts w:ascii="Calibri" w:hAnsi="Calibri"/>
+          <w:color w:val="2F3337"/>
+          <w:sz w:val="22"/>
+        </w:rPr>
+        <w:t>State why a speedup without its CPU allocation is not a result.</w:t>
       </w:r>
     </w:p>
     <w:p>

--- a/agenda/Agenda_Revised.docx
+++ b/agenda/Agenda_Revised.docx
@@ -279,7 +279,7 @@
           <w:color w:val="2F3337"/>
           <w:sz w:val="21"/>
         </w:rPr>
-        <w:t>Active NCShare account; registered SSH public key; laptop with SSH client; course clone; shared course-SIF path; GPU access requested in advance. Pairing is available for participants still waiting for access.</w:t>
+        <w:t>Active NCShare account; laptop; SSH key-based access or browser-based Open OnDemand access; course clone; shared course-SIF path; GPU access requested in advance. Pairing is available for participants still waiting for access.</w:t>
       </w:r>
     </w:p>
     <w:p>
@@ -407,12 +407,20 @@
           <w:color w:val="2F3337"/>
           <w:sz w:val="22"/>
         </w:rPr>
-        <w:t>Reuse the SIF to post-process HDF5 and export an accessible scientific figure.</w:t>
+        <w:t>Reuse the SIF to post-process HDF5 and export accessible, reproducible figures.</w:t>
       </w:r>
     </w:p>
     <w:p>
       <w:r>
         <w:br w:type="page"/>
+      </w:r>
+    </w:p>
+    <w:p>
+      <w:pPr>
+        <w:spacing w:after="200"/>
+      </w:pPr>
+      <w:r>
+        <w:t xml:space="preserve"> </w:t>
       </w:r>
     </w:p>
     <w:p>
@@ -1332,7 +1340,7 @@
                 <w:color w:val="2F3337"/>
                 <w:sz w:val="18"/>
               </w:rPr>
-              <w:t>Post-processed figure and notebook</w:t>
+              <w:t>Four figures and a provenance manifest</w:t>
             </w:r>
           </w:p>
         </w:tc>
@@ -2094,16 +2102,16 @@
       </w:r>
     </w:p>
     <w:p>
+      <w:r>
+        <w:br w:type="page"/>
+      </w:r>
+    </w:p>
+    <w:p>
       <w:pPr>
-        <w:spacing w:before="0" w:after="120" w:line="300" w:lineRule="auto"/>
+        <w:spacing w:after="200"/>
       </w:pPr>
       <w:r>
-        <w:rPr>
-          <w:rFonts w:ascii="Calibri" w:hAnsi="Calibri"/>
-          <w:color w:val="2F3337"/>
-          <w:sz w:val="22"/>
-        </w:rPr>
-        <w:t>Provided: command card, annotated Slurm/container/data workflow, access troubleshooting, and a verified interactive-allocation command.</w:t>
+        <w:t xml:space="preserve"> </w:t>
       </w:r>
     </w:p>
     <w:p>
@@ -2407,6 +2415,33 @@
       </w:r>
     </w:p>
     <w:p>
+      <w:r>
+        <w:br w:type="page"/>
+      </w:r>
+    </w:p>
+    <w:p>
+      <w:pPr>
+        <w:spacing w:after="200"/>
+      </w:pPr>
+      <w:r>
+        <w:t xml:space="preserve"> </w:t>
+      </w:r>
+    </w:p>
+    <w:p>
+      <w:pPr>
+        <w:spacing w:after="80"/>
+      </w:pPr>
+      <w:r>
+        <w:rPr>
+          <w:rFonts w:ascii="Calibri" w:hAnsi="Calibri"/>
+          <w:b/>
+          <w:color w:val="5D6772"/>
+          <w:sz w:val="18"/>
+        </w:rPr>
+        <w:t>SESSION 3 • CONTINUED</w:t>
+      </w:r>
+    </w:p>
+    <w:p>
       <w:pPr>
         <w:pStyle w:val="Heading2"/>
         <w:keepNext/>
@@ -2580,7 +2615,7 @@
           <w:color w:val="2F3337"/>
           <w:sz w:val="22"/>
         </w:rPr>
-        <w:t>3:30-4:30. Launch Jupyter from the same SIF; inspect HDF5 lazily; choose honest color/normalization; run the containerized upstream GRF-to-emissivity converter; and export PNG/PDF figures with image, input, and plot provenance.</w:t>
+        <w:t>3:30-4:30. Launch Jupyter from the same SIF and make four focused figures from inoisy+ and QuantUI outputs. Inspect HDF5 lazily; choose color and normalization from data meaning; compare CPU/GPU timing with an explicit denominator; show ordered scientific change; and export PNG/PDF figures with a provenance manifest. The upstream GRF-to-emissivity converter remains a separate CPU step.</w:t>
       </w:r>
     </w:p>
     <w:p>
